--- a/capitulos_word_pt/indice_geral.docx
+++ b/capitulos_word_pt/indice_geral.docx
@@ -127,7 +127,7 @@
           <w:color w:val="1B365D"/>
           <w:sz w:val="24"/>
         </w:rPr>
-        <w:t>Parte I — Fundamentos</w:t>
+        <w:t>Parte I — O Problema e os Fundamentos</w:t>
       </w:r>
     </w:p>
     <w:tbl>
@@ -723,7 +723,7 @@
                 <w:color w:val="222222"/>
                 <w:sz w:val="19"/>
               </w:rPr>
-              <w:t>O Método Alpins: Um Modelo para Linguagens de Planejamento Cirúrgico</w:t>
+              <w:t>Os Limites do Planejamento Empírico: Por que os Nomogramas Falham</w:t>
             </w:r>
           </w:p>
         </w:tc>
@@ -810,178 +810,6 @@
                 <w:color w:val="222222"/>
                 <w:sz w:val="19"/>
               </w:rPr>
-              <w:t>cap03</w:t>
-            </w:r>
-            <w:r>
-              <w:rPr>
-                <w:rFonts w:ascii="Calibri" w:hAnsi="Calibri"/>
-                <w:b w:val="0"/>
-                <w:i/>
-                <w:color w:val="222222"/>
-                <w:sz w:val="19"/>
-              </w:rPr>
-              <w:t>metodo</w:t>
-            </w:r>
-            <w:r>
-              <w:rPr>
-                <w:rFonts w:ascii="Calibri" w:hAnsi="Calibri"/>
-                <w:b w:val="0"/>
-                <w:i w:val="0"/>
-                <w:color w:val="222222"/>
-                <w:sz w:val="19"/>
-              </w:rPr>
-              <w:t>alpins.md</w:t>
-            </w:r>
-          </w:p>
-        </w:tc>
-      </w:tr>
-      <w:tr>
-        <w:tc>
-          <w:tcPr>
-            <w:tcW w:type="dxa" w:w="1728"/>
-            <w:shd w:fill="F2F4F7"/>
-            <w:tcMar>
-              <w:top w:w="80" w:type="dxa"/>
-              <w:bottom w:w="80" w:type="dxa"/>
-              <w:left w:w="120" w:type="dxa"/>
-              <w:right w:w="120" w:type="dxa"/>
-            </w:tcMar>
-            <w:vAlign w:val="center"/>
-          </w:tcPr>
-          <w:p>
-            <w:pPr>
-              <w:spacing w:before="80" w:after="80"/>
-              <w:jc w:val="center"/>
-            </w:pPr>
-            <w:r/>
-            <w:r>
-              <w:rPr>
-                <w:rFonts w:ascii="Calibri" w:hAnsi="Calibri"/>
-                <w:b w:val="0"/>
-                <w:i w:val="0"/>
-                <w:color w:val="222222"/>
-                <w:sz w:val="19"/>
-              </w:rPr>
-              <w:t>4</w:t>
-            </w:r>
-          </w:p>
-        </w:tc>
-        <w:tc>
-          <w:tcPr>
-            <w:tcW w:type="dxa" w:w="1728"/>
-            <w:shd w:fill="F2F4F7"/>
-            <w:tcMar>
-              <w:top w:w="80" w:type="dxa"/>
-              <w:bottom w:w="80" w:type="dxa"/>
-              <w:left w:w="120" w:type="dxa"/>
-              <w:right w:w="120" w:type="dxa"/>
-            </w:tcMar>
-            <w:vAlign w:val="center"/>
-          </w:tcPr>
-          <w:p>
-            <w:pPr>
-              <w:spacing w:before="80" w:after="80"/>
-              <w:jc w:val="left"/>
-            </w:pPr>
-            <w:r/>
-            <w:r>
-              <w:rPr>
-                <w:rFonts w:ascii="Calibri" w:hAnsi="Calibri"/>
-                <w:b w:val="0"/>
-                <w:i w:val="0"/>
-                <w:color w:val="222222"/>
-                <w:sz w:val="19"/>
-              </w:rPr>
-              <w:t>Os Limites do Planejamento Empírico: Por que os Nomogramas Falham</w:t>
-            </w:r>
-          </w:p>
-        </w:tc>
-        <w:tc>
-          <w:tcPr>
-            <w:tcW w:type="dxa" w:w="1728"/>
-            <w:shd w:fill="F2F4F7"/>
-            <w:tcMar>
-              <w:top w:w="80" w:type="dxa"/>
-              <w:bottom w:w="80" w:type="dxa"/>
-              <w:left w:w="120" w:type="dxa"/>
-              <w:right w:w="120" w:type="dxa"/>
-            </w:tcMar>
-            <w:vAlign w:val="center"/>
-          </w:tcPr>
-          <w:p>
-            <w:pPr>
-              <w:spacing w:before="80" w:after="80"/>
-              <w:jc w:val="center"/>
-            </w:pPr>
-            <w:r/>
-            <w:r>
-              <w:rPr>
-                <w:rFonts w:ascii="Calibri" w:hAnsi="Calibri"/>
-                <w:b w:val="0"/>
-                <w:i w:val="0"/>
-                <w:color w:val="222222"/>
-                <w:sz w:val="19"/>
-              </w:rPr>
-              <w:t>16–18</w:t>
-            </w:r>
-          </w:p>
-        </w:tc>
-        <w:tc>
-          <w:tcPr>
-            <w:tcW w:type="dxa" w:w="1728"/>
-            <w:shd w:fill="F2F4F7"/>
-            <w:tcMar>
-              <w:top w:w="80" w:type="dxa"/>
-              <w:bottom w:w="80" w:type="dxa"/>
-              <w:left w:w="120" w:type="dxa"/>
-              <w:right w:w="120" w:type="dxa"/>
-            </w:tcMar>
-            <w:vAlign w:val="center"/>
-          </w:tcPr>
-          <w:p>
-            <w:pPr>
-              <w:spacing w:before="80" w:after="80"/>
-              <w:jc w:val="center"/>
-            </w:pPr>
-            <w:r/>
-            <w:r>
-              <w:rPr>
-                <w:rFonts w:ascii="Calibri" w:hAnsi="Calibri"/>
-                <w:b w:val="0"/>
-                <w:i w:val="0"/>
-                <w:color w:val="222222"/>
-                <w:sz w:val="19"/>
-              </w:rPr>
-              <w:t>~4.200</w:t>
-            </w:r>
-          </w:p>
-        </w:tc>
-        <w:tc>
-          <w:tcPr>
-            <w:tcW w:type="dxa" w:w="1728"/>
-            <w:shd w:fill="F2F4F7"/>
-            <w:tcMar>
-              <w:top w:w="80" w:type="dxa"/>
-              <w:bottom w:w="80" w:type="dxa"/>
-              <w:left w:w="120" w:type="dxa"/>
-              <w:right w:w="120" w:type="dxa"/>
-            </w:tcMar>
-            <w:vAlign w:val="center"/>
-          </w:tcPr>
-          <w:p>
-            <w:pPr>
-              <w:spacing w:before="80" w:after="80"/>
-              <w:jc w:val="center"/>
-            </w:pPr>
-            <w:r/>
-            <w:r>
-              <w:rPr>
-                <w:rFonts w:ascii="Calibri" w:hAnsi="Calibri"/>
-                <w:b w:val="0"/>
-                <w:i w:val="0"/>
-                <w:color w:val="222222"/>
-                <w:sz w:val="19"/>
-              </w:rPr>
               <w:t>cap04</w:t>
             </w:r>
             <w:r>
@@ -1026,7 +854,7 @@
           <w:color w:val="1B365D"/>
           <w:sz w:val="24"/>
         </w:rPr>
-        <w:t>Parte II — O Framework AVBC</w:t>
+        <w:t>Parte II — Os Vetores Biomecânicos</w:t>
       </w:r>
     </w:p>
     <w:tbl>
@@ -1254,7 +1082,7 @@
                 <w:color w:val="222222"/>
                 <w:sz w:val="19"/>
               </w:rPr>
-              <w:t>5</w:t>
+              <w:t>4</w:t>
             </w:r>
           </w:p>
         </w:tc>
@@ -1422,7 +1250,7 @@
                 <w:color w:val="222222"/>
                 <w:sz w:val="19"/>
               </w:rPr>
-              <w:t>6</w:t>
+              <w:t>5</w:t>
             </w:r>
           </w:p>
         </w:tc>
@@ -1593,7 +1421,7 @@
                 <w:color w:val="222222"/>
                 <w:sz w:val="19"/>
               </w:rPr>
-              <w:t>7</w:t>
+              <w:t>6</w:t>
             </w:r>
           </w:p>
         </w:tc>
@@ -1761,7 +1589,7 @@
                 <w:color w:val="222222"/>
                 <w:sz w:val="19"/>
               </w:rPr>
-              <w:t>8</w:t>
+              <w:t>7</w:t>
             </w:r>
           </w:p>
         </w:tc>
@@ -1906,6 +1734,173 @@
           </w:p>
         </w:tc>
       </w:tr>
+      <w:tr>
+        <w:tc>
+          <w:tcPr>
+            <w:tcW w:type="dxa" w:w="1728"/>
+            <w:tcMar>
+              <w:top w:w="80" w:type="dxa"/>
+              <w:bottom w:w="80" w:type="dxa"/>
+              <w:left w:w="120" w:type="dxa"/>
+              <w:right w:w="120" w:type="dxa"/>
+            </w:tcMar>
+            <w:vAlign w:val="center"/>
+          </w:tcPr>
+          <w:p>
+            <w:pPr>
+              <w:spacing w:before="80" w:after="80"/>
+              <w:jc w:val="center"/>
+            </w:pPr>
+            <w:r/>
+            <w:r>
+              <w:rPr>
+                <w:rFonts w:ascii="Calibri" w:hAnsi="Calibri"/>
+                <w:b w:val="0"/>
+                <w:i w:val="0"/>
+                <w:color w:val="222222"/>
+                <w:sz w:val="19"/>
+              </w:rPr>
+              <w:t>8</w:t>
+            </w:r>
+          </w:p>
+        </w:tc>
+        <w:tc>
+          <w:tcPr>
+            <w:tcW w:type="dxa" w:w="1728"/>
+            <w:tcMar>
+              <w:top w:w="80" w:type="dxa"/>
+              <w:bottom w:w="80" w:type="dxa"/>
+              <w:left w:w="120" w:type="dxa"/>
+              <w:right w:w="120" w:type="dxa"/>
+            </w:tcMar>
+            <w:vAlign w:val="center"/>
+          </w:tcPr>
+          <w:p>
+            <w:pPr>
+              <w:spacing w:before="80" w:after="80"/>
+              <w:jc w:val="left"/>
+            </w:pPr>
+            <w:r/>
+            <w:r>
+              <w:rPr>
+                <w:rFonts w:ascii="Calibri" w:hAnsi="Calibri"/>
+                <w:b w:val="0"/>
+                <w:i w:val="0"/>
+                <w:color w:val="222222"/>
+                <w:sz w:val="19"/>
+              </w:rPr>
+              <w:t>O Método Alpins: Um Modelo para Linguagens de Planejamento Cirúrgico</w:t>
+            </w:r>
+          </w:p>
+        </w:tc>
+        <w:tc>
+          <w:tcPr>
+            <w:tcW w:type="dxa" w:w="1728"/>
+            <w:tcMar>
+              <w:top w:w="80" w:type="dxa"/>
+              <w:bottom w:w="80" w:type="dxa"/>
+              <w:left w:w="120" w:type="dxa"/>
+              <w:right w:w="120" w:type="dxa"/>
+            </w:tcMar>
+            <w:vAlign w:val="center"/>
+          </w:tcPr>
+          <w:p>
+            <w:pPr>
+              <w:spacing w:before="80" w:after="80"/>
+              <w:jc w:val="center"/>
+            </w:pPr>
+            <w:r/>
+            <w:r>
+              <w:rPr>
+                <w:rFonts w:ascii="Calibri" w:hAnsi="Calibri"/>
+                <w:b w:val="0"/>
+                <w:i w:val="0"/>
+                <w:color w:val="222222"/>
+                <w:sz w:val="19"/>
+              </w:rPr>
+              <w:t>16–18</w:t>
+            </w:r>
+          </w:p>
+        </w:tc>
+        <w:tc>
+          <w:tcPr>
+            <w:tcW w:type="dxa" w:w="1728"/>
+            <w:tcMar>
+              <w:top w:w="80" w:type="dxa"/>
+              <w:bottom w:w="80" w:type="dxa"/>
+              <w:left w:w="120" w:type="dxa"/>
+              <w:right w:w="120" w:type="dxa"/>
+            </w:tcMar>
+            <w:vAlign w:val="center"/>
+          </w:tcPr>
+          <w:p>
+            <w:pPr>
+              <w:spacing w:before="80" w:after="80"/>
+              <w:jc w:val="center"/>
+            </w:pPr>
+            <w:r/>
+            <w:r>
+              <w:rPr>
+                <w:rFonts w:ascii="Calibri" w:hAnsi="Calibri"/>
+                <w:b w:val="0"/>
+                <w:i w:val="0"/>
+                <w:color w:val="222222"/>
+                <w:sz w:val="19"/>
+              </w:rPr>
+              <w:t>~4.200</w:t>
+            </w:r>
+          </w:p>
+        </w:tc>
+        <w:tc>
+          <w:tcPr>
+            <w:tcW w:type="dxa" w:w="1728"/>
+            <w:tcMar>
+              <w:top w:w="80" w:type="dxa"/>
+              <w:bottom w:w="80" w:type="dxa"/>
+              <w:left w:w="120" w:type="dxa"/>
+              <w:right w:w="120" w:type="dxa"/>
+            </w:tcMar>
+            <w:vAlign w:val="center"/>
+          </w:tcPr>
+          <w:p>
+            <w:pPr>
+              <w:spacing w:before="80" w:after="80"/>
+              <w:jc w:val="center"/>
+            </w:pPr>
+            <w:r/>
+            <w:r>
+              <w:rPr>
+                <w:rFonts w:ascii="Calibri" w:hAnsi="Calibri"/>
+                <w:b w:val="0"/>
+                <w:i w:val="0"/>
+                <w:color w:val="222222"/>
+                <w:sz w:val="19"/>
+              </w:rPr>
+              <w:t>cap03</w:t>
+            </w:r>
+            <w:r>
+              <w:rPr>
+                <w:rFonts w:ascii="Calibri" w:hAnsi="Calibri"/>
+                <w:b w:val="0"/>
+                <w:i/>
+                <w:color w:val="222222"/>
+                <w:sz w:val="19"/>
+              </w:rPr>
+              <w:t>metodo</w:t>
+            </w:r>
+            <w:r>
+              <w:rPr>
+                <w:rFonts w:ascii="Calibri" w:hAnsi="Calibri"/>
+                <w:b w:val="0"/>
+                <w:i w:val="0"/>
+                <w:color w:val="222222"/>
+                <w:sz w:val="19"/>
+              </w:rPr>
+              <w:t>alpins.md</w:t>
+            </w:r>
+          </w:p>
+        </w:tc>
+      </w:tr>
     </w:tbl>
     <w:p>
       <w:pPr>
@@ -1925,7 +1920,7 @@
           <w:color w:val="1B365D"/>
           <w:sz w:val="24"/>
         </w:rPr>
-        <w:t>Parte III — Classificação e Validação</w:t>
+        <w:t>Parte III — Da Teoria à Prática Clínica</w:t>
       </w:r>
     </w:p>
     <w:tbl>
@@ -2351,27 +2346,7 @@
                 <w:color w:val="222222"/>
                 <w:sz w:val="19"/>
               </w:rPr>
-              <w:t>Validação Computacional: Extração por FEM de V</w:t>
-            </w:r>
-            <w:r>
-              <w:rPr>
-                <w:rFonts w:ascii="Calibri" w:hAnsi="Calibri"/>
-                <w:b w:val="0"/>
-                <w:i/>
-                <w:color w:val="222222"/>
-                <w:sz w:val="19"/>
-              </w:rPr>
-              <w:t>R, V</w:t>
-            </w:r>
-            <w:r>
-              <w:rPr>
-                <w:rFonts w:ascii="Calibri" w:hAnsi="Calibri"/>
-                <w:b w:val="0"/>
-                <w:i w:val="0"/>
-                <w:color w:val="222222"/>
-                <w:sz w:val="19"/>
-              </w:rPr>
-              <w:t>T e V_τ</w:t>
+              <w:t>Do Framework ao Fluxo Clínico</w:t>
             </w:r>
           </w:p>
         </w:tc>
@@ -2401,7 +2376,7 @@
                 <w:color w:val="222222"/>
                 <w:sz w:val="19"/>
               </w:rPr>
-              <w:t>22–24</w:t>
+              <w:t>16–18</w:t>
             </w:r>
           </w:p>
         </w:tc>
@@ -2431,7 +2406,7 @@
                 <w:color w:val="222222"/>
                 <w:sz w:val="19"/>
               </w:rPr>
-              <w:t>~5.500</w:t>
+              <w:t>~4.000</w:t>
             </w:r>
           </w:p>
         </w:tc>
@@ -2461,7 +2436,7 @@
                 <w:color w:val="222222"/>
                 <w:sz w:val="19"/>
               </w:rPr>
-              <w:t>cap10</w:t>
+              <w:t>cap11</w:t>
             </w:r>
             <w:r>
               <w:rPr>
@@ -2471,7 +2446,7 @@
                 <w:color w:val="222222"/>
                 <w:sz w:val="19"/>
               </w:rPr>
-              <w:t>validacao</w:t>
+              <w:t>fluxo</w:t>
             </w:r>
             <w:r>
               <w:rPr>
@@ -2481,7 +2456,174 @@
                 <w:color w:val="222222"/>
                 <w:sz w:val="19"/>
               </w:rPr>
-              <w:t>fem.md</w:t>
+              <w:t>clinico.md</w:t>
+            </w:r>
+          </w:p>
+        </w:tc>
+      </w:tr>
+      <w:tr>
+        <w:tc>
+          <w:tcPr>
+            <w:tcW w:type="dxa" w:w="1728"/>
+            <w:tcMar>
+              <w:top w:w="80" w:type="dxa"/>
+              <w:bottom w:w="80" w:type="dxa"/>
+              <w:left w:w="120" w:type="dxa"/>
+              <w:right w:w="120" w:type="dxa"/>
+            </w:tcMar>
+            <w:vAlign w:val="center"/>
+          </w:tcPr>
+          <w:p>
+            <w:pPr>
+              <w:spacing w:before="80" w:after="80"/>
+              <w:jc w:val="center"/>
+            </w:pPr>
+            <w:r/>
+            <w:r>
+              <w:rPr>
+                <w:rFonts w:ascii="Calibri" w:hAnsi="Calibri"/>
+                <w:b w:val="0"/>
+                <w:i w:val="0"/>
+                <w:color w:val="222222"/>
+                <w:sz w:val="19"/>
+              </w:rPr>
+              <w:t>11</w:t>
+            </w:r>
+          </w:p>
+        </w:tc>
+        <w:tc>
+          <w:tcPr>
+            <w:tcW w:type="dxa" w:w="1728"/>
+            <w:tcMar>
+              <w:top w:w="80" w:type="dxa"/>
+              <w:bottom w:w="80" w:type="dxa"/>
+              <w:left w:w="120" w:type="dxa"/>
+              <w:right w:w="120" w:type="dxa"/>
+            </w:tcMar>
+            <w:vAlign w:val="center"/>
+          </w:tcPr>
+          <w:p>
+            <w:pPr>
+              <w:spacing w:before="80" w:after="80"/>
+              <w:jc w:val="left"/>
+            </w:pPr>
+            <w:r/>
+            <w:r>
+              <w:rPr>
+                <w:rFonts w:ascii="Calibri" w:hAnsi="Calibri"/>
+                <w:b w:val="0"/>
+                <w:i w:val="0"/>
+                <w:color w:val="222222"/>
+                <w:sz w:val="19"/>
+              </w:rPr>
+              <w:t>Casos Ilustrativos: Planejamento de ICRS Guiado por AVBC</w:t>
+            </w:r>
+          </w:p>
+        </w:tc>
+        <w:tc>
+          <w:tcPr>
+            <w:tcW w:type="dxa" w:w="1728"/>
+            <w:tcMar>
+              <w:top w:w="80" w:type="dxa"/>
+              <w:bottom w:w="80" w:type="dxa"/>
+              <w:left w:w="120" w:type="dxa"/>
+              <w:right w:w="120" w:type="dxa"/>
+            </w:tcMar>
+            <w:vAlign w:val="center"/>
+          </w:tcPr>
+          <w:p>
+            <w:pPr>
+              <w:spacing w:before="80" w:after="80"/>
+              <w:jc w:val="center"/>
+            </w:pPr>
+            <w:r/>
+            <w:r>
+              <w:rPr>
+                <w:rFonts w:ascii="Calibri" w:hAnsi="Calibri"/>
+                <w:b w:val="0"/>
+                <w:i w:val="0"/>
+                <w:color w:val="222222"/>
+                <w:sz w:val="19"/>
+              </w:rPr>
+              <w:t>14–16</w:t>
+            </w:r>
+          </w:p>
+        </w:tc>
+        <w:tc>
+          <w:tcPr>
+            <w:tcW w:type="dxa" w:w="1728"/>
+            <w:tcMar>
+              <w:top w:w="80" w:type="dxa"/>
+              <w:bottom w:w="80" w:type="dxa"/>
+              <w:left w:w="120" w:type="dxa"/>
+              <w:right w:w="120" w:type="dxa"/>
+            </w:tcMar>
+            <w:vAlign w:val="center"/>
+          </w:tcPr>
+          <w:p>
+            <w:pPr>
+              <w:spacing w:before="80" w:after="80"/>
+              <w:jc w:val="center"/>
+            </w:pPr>
+            <w:r/>
+            <w:r>
+              <w:rPr>
+                <w:rFonts w:ascii="Calibri" w:hAnsi="Calibri"/>
+                <w:b w:val="0"/>
+                <w:i w:val="0"/>
+                <w:color w:val="222222"/>
+                <w:sz w:val="19"/>
+              </w:rPr>
+              <w:t>~3.800</w:t>
+            </w:r>
+          </w:p>
+        </w:tc>
+        <w:tc>
+          <w:tcPr>
+            <w:tcW w:type="dxa" w:w="1728"/>
+            <w:tcMar>
+              <w:top w:w="80" w:type="dxa"/>
+              <w:bottom w:w="80" w:type="dxa"/>
+              <w:left w:w="120" w:type="dxa"/>
+              <w:right w:w="120" w:type="dxa"/>
+            </w:tcMar>
+            <w:vAlign w:val="center"/>
+          </w:tcPr>
+          <w:p>
+            <w:pPr>
+              <w:spacing w:before="80" w:after="80"/>
+              <w:jc w:val="center"/>
+            </w:pPr>
+            <w:r/>
+            <w:r>
+              <w:rPr>
+                <w:rFonts w:ascii="Calibri" w:hAnsi="Calibri"/>
+                <w:b w:val="0"/>
+                <w:i w:val="0"/>
+                <w:color w:val="222222"/>
+                <w:sz w:val="19"/>
+              </w:rPr>
+              <w:t>cap12</w:t>
+            </w:r>
+            <w:r>
+              <w:rPr>
+                <w:rFonts w:ascii="Calibri" w:hAnsi="Calibri"/>
+                <w:b w:val="0"/>
+                <w:i/>
+                <w:color w:val="222222"/>
+                <w:sz w:val="19"/>
+              </w:rPr>
+              <w:t>casos</w:t>
+            </w:r>
+            <w:r>
+              <w:rPr>
+                <w:rFonts w:ascii="Calibri" w:hAnsi="Calibri"/>
+                <w:b w:val="0"/>
+                <w:i w:val="0"/>
+                <w:color w:val="222222"/>
+                <w:sz w:val="19"/>
+              </w:rPr>
+              <w:t>ilustrativos.md</w:t>
             </w:r>
           </w:p>
         </w:tc>
@@ -2505,7 +2647,7 @@
           <w:color w:val="1B365D"/>
           <w:sz w:val="24"/>
         </w:rPr>
-        <w:t>Parte IV — Aplicação Clínica</w:t>
+        <w:t>Parte IV — Validação e Evidência</w:t>
       </w:r>
     </w:p>
     <w:tbl>
@@ -2733,7 +2875,7 @@
                 <w:color w:val="222222"/>
                 <w:sz w:val="19"/>
               </w:rPr>
-              <w:t>11</w:t>
+              <w:t>12</w:t>
             </w:r>
           </w:p>
         </w:tc>
@@ -2762,7 +2904,27 @@
                 <w:color w:val="222222"/>
                 <w:sz w:val="19"/>
               </w:rPr>
-              <w:t>Do Framework ao Fluxo Clínico</w:t>
+              <w:t>Validação Computacional: Extração por FEM de V</w:t>
+            </w:r>
+            <w:r>
+              <w:rPr>
+                <w:rFonts w:ascii="Calibri" w:hAnsi="Calibri"/>
+                <w:b w:val="0"/>
+                <w:i/>
+                <w:color w:val="222222"/>
+                <w:sz w:val="19"/>
+              </w:rPr>
+              <w:t>R, V</w:t>
+            </w:r>
+            <w:r>
+              <w:rPr>
+                <w:rFonts w:ascii="Calibri" w:hAnsi="Calibri"/>
+                <w:b w:val="0"/>
+                <w:i w:val="0"/>
+                <w:color w:val="222222"/>
+                <w:sz w:val="19"/>
+              </w:rPr>
+              <w:t>T e V_τ</w:t>
             </w:r>
           </w:p>
         </w:tc>
@@ -2791,7 +2953,7 @@
                 <w:color w:val="222222"/>
                 <w:sz w:val="19"/>
               </w:rPr>
-              <w:t>16–18</w:t>
+              <w:t>22–24</w:t>
             </w:r>
           </w:p>
         </w:tc>
@@ -2820,7 +2982,7 @@
                 <w:color w:val="222222"/>
                 <w:sz w:val="19"/>
               </w:rPr>
-              <w:t>~4.000</w:t>
+              <w:t>~5.500</w:t>
             </w:r>
           </w:p>
         </w:tc>
@@ -2849,7 +3011,7 @@
                 <w:color w:val="222222"/>
                 <w:sz w:val="19"/>
               </w:rPr>
-              <w:t>cap11</w:t>
+              <w:t>cap10</w:t>
             </w:r>
             <w:r>
               <w:rPr>
@@ -2859,7 +3021,7 @@
                 <w:color w:val="222222"/>
                 <w:sz w:val="19"/>
               </w:rPr>
-              <w:t>fluxo</w:t>
+              <w:t>validacao</w:t>
             </w:r>
             <w:r>
               <w:rPr>
@@ -2869,21 +3031,65 @@
                 <w:color w:val="222222"/>
                 <w:sz w:val="19"/>
               </w:rPr>
-              <w:t>clinico.md</w:t>
+              <w:t>fem.md</w:t>
             </w:r>
           </w:p>
         </w:tc>
       </w:tr>
+    </w:tbl>
+    <w:p>
+      <w:pPr>
+        <w:spacing w:before="120" w:after="120"/>
+      </w:pPr>
+    </w:p>
+    <w:p>
+      <w:pPr>
+        <w:pStyle w:val="Heading3"/>
+      </w:pPr>
+      <w:r/>
+      <w:r>
+        <w:rPr>
+          <w:rFonts w:ascii="Calibri" w:hAnsi="Calibri"/>
+          <w:b w:val="0"/>
+          <w:i w:val="0"/>
+          <w:color w:val="1B365D"/>
+          <w:sz w:val="24"/>
+        </w:rPr>
+        <w:t>Parte V — Horizontes</w:t>
+      </w:r>
+    </w:p>
+    <w:tbl>
+      <w:tblPr>
+        <w:tblW w:type="auto" w:w="0"/>
+        <w:jc w:val="center"/>
+        <w:tblLayout w:type="autofit"/>
+        <w:tblLook w:firstColumn="1" w:firstRow="1" w:lastColumn="0" w:lastRow="0" w:noHBand="0" w:noVBand="1" w:val="04A0"/>
+        <w:tblBorders>
+          <w:top w:val="single" w:sz="4" w:space="0" w:color="CCCCCC"/>
+          <w:bottom w:val="single" w:sz="4" w:space="0" w:color="CCCCCC"/>
+          <w:left w:val="none"/>
+          <w:right w:val="none"/>
+          <w:insideH w:val="single" w:sz="4" w:space="0" w:color="E0E0E0"/>
+          <w:insideV w:val="none"/>
+        </w:tblBorders>
+      </w:tblPr>
+      <w:tblGrid>
+        <w:gridCol w:w="1728"/>
+        <w:gridCol w:w="1728"/>
+        <w:gridCol w:w="1728"/>
+        <w:gridCol w:w="1728"/>
+        <w:gridCol w:w="1728"/>
+      </w:tblGrid>
       <w:tr>
         <w:tc>
           <w:tcPr>
             <w:tcW w:type="dxa" w:w="1728"/>
-            <w:shd w:fill="F2F4F7"/>
+            <w:shd w:fill="1B365D"/>
             <w:tcMar>
-              <w:top w:w="80" w:type="dxa"/>
-              <w:bottom w:w="80" w:type="dxa"/>
-              <w:left w:w="120" w:type="dxa"/>
-              <w:right w:w="120" w:type="dxa"/>
+              <w:top w:w="100" w:type="dxa"/>
+              <w:bottom w:w="100" w:type="dxa"/>
+              <w:left w:w="150" w:type="dxa"/>
+              <w:right w:w="150" w:type="dxa"/>
             </w:tcMar>
             <w:vAlign w:val="center"/>
           </w:tcPr>
@@ -2892,28 +3098,33 @@
               <w:spacing w:before="80" w:after="80"/>
               <w:jc w:val="center"/>
             </w:pPr>
-            <w:r/>
+            <w:r>
+              <w:rPr>
+                <w:b/>
+                <w:color w:val="FFFFFF"/>
+              </w:rPr>
+            </w:r>
             <w:r>
               <w:rPr>
                 <w:rFonts w:ascii="Calibri" w:hAnsi="Calibri"/>
-                <w:b w:val="0"/>
+                <w:b/>
                 <w:i w:val="0"/>
-                <w:color w:val="222222"/>
-                <w:sz w:val="19"/>
+                <w:color w:val="FFFFFF"/>
+                <w:sz w:val="21"/>
               </w:rPr>
-              <w:t>12</w:t>
+              <w:t>Capítulo</w:t>
             </w:r>
           </w:p>
         </w:tc>
         <w:tc>
           <w:tcPr>
             <w:tcW w:type="dxa" w:w="1728"/>
-            <w:shd w:fill="F2F4F7"/>
+            <w:shd w:fill="1B365D"/>
             <w:tcMar>
-              <w:top w:w="80" w:type="dxa"/>
-              <w:bottom w:w="80" w:type="dxa"/>
-              <w:left w:w="120" w:type="dxa"/>
-              <w:right w:w="120" w:type="dxa"/>
+              <w:top w:w="100" w:type="dxa"/>
+              <w:bottom w:w="100" w:type="dxa"/>
+              <w:left w:w="150" w:type="dxa"/>
+              <w:right w:w="150" w:type="dxa"/>
             </w:tcMar>
             <w:vAlign w:val="center"/>
           </w:tcPr>
@@ -2922,28 +3133,33 @@
               <w:spacing w:before="80" w:after="80"/>
               <w:jc w:val="left"/>
             </w:pPr>
-            <w:r/>
+            <w:r>
+              <w:rPr>
+                <w:b/>
+                <w:color w:val="FFFFFF"/>
+              </w:rPr>
+            </w:r>
             <w:r>
               <w:rPr>
                 <w:rFonts w:ascii="Calibri" w:hAnsi="Calibri"/>
-                <w:b w:val="0"/>
+                <w:b/>
                 <w:i w:val="0"/>
-                <w:color w:val="222222"/>
-                <w:sz w:val="19"/>
+                <w:color w:val="FFFFFF"/>
+                <w:sz w:val="21"/>
               </w:rPr>
-              <w:t>Casos Ilustrativos: Planejamento de ICRS Guiado por AVBC</w:t>
+              <w:t>Título</w:t>
             </w:r>
           </w:p>
         </w:tc>
         <w:tc>
           <w:tcPr>
             <w:tcW w:type="dxa" w:w="1728"/>
-            <w:shd w:fill="F2F4F7"/>
+            <w:shd w:fill="1B365D"/>
             <w:tcMar>
-              <w:top w:w="80" w:type="dxa"/>
-              <w:bottom w:w="80" w:type="dxa"/>
-              <w:left w:w="120" w:type="dxa"/>
-              <w:right w:w="120" w:type="dxa"/>
+              <w:top w:w="100" w:type="dxa"/>
+              <w:bottom w:w="100" w:type="dxa"/>
+              <w:left w:w="150" w:type="dxa"/>
+              <w:right w:w="150" w:type="dxa"/>
             </w:tcMar>
             <w:vAlign w:val="center"/>
           </w:tcPr>
@@ -2952,28 +3168,33 @@
               <w:spacing w:before="80" w:after="80"/>
               <w:jc w:val="center"/>
             </w:pPr>
-            <w:r/>
+            <w:r>
+              <w:rPr>
+                <w:b/>
+                <w:color w:val="FFFFFF"/>
+              </w:rPr>
+            </w:r>
             <w:r>
               <w:rPr>
                 <w:rFonts w:ascii="Calibri" w:hAnsi="Calibri"/>
-                <w:b w:val="0"/>
+                <w:b/>
                 <w:i w:val="0"/>
-                <w:color w:val="222222"/>
-                <w:sz w:val="19"/>
+                <w:color w:val="FFFFFF"/>
+                <w:sz w:val="21"/>
               </w:rPr>
-              <w:t>14–16</w:t>
+              <w:t>Págs. Est.</w:t>
             </w:r>
           </w:p>
         </w:tc>
         <w:tc>
           <w:tcPr>
             <w:tcW w:type="dxa" w:w="1728"/>
-            <w:shd w:fill="F2F4F7"/>
+            <w:shd w:fill="1B365D"/>
             <w:tcMar>
-              <w:top w:w="80" w:type="dxa"/>
-              <w:bottom w:w="80" w:type="dxa"/>
-              <w:left w:w="120" w:type="dxa"/>
-              <w:right w:w="120" w:type="dxa"/>
+              <w:top w:w="100" w:type="dxa"/>
+              <w:bottom w:w="100" w:type="dxa"/>
+              <w:left w:w="150" w:type="dxa"/>
+              <w:right w:w="150" w:type="dxa"/>
             </w:tcMar>
             <w:vAlign w:val="center"/>
           </w:tcPr>
@@ -2982,28 +3203,33 @@
               <w:spacing w:before="80" w:after="80"/>
               <w:jc w:val="center"/>
             </w:pPr>
-            <w:r/>
+            <w:r>
+              <w:rPr>
+                <w:b/>
+                <w:color w:val="FFFFFF"/>
+              </w:rPr>
+            </w:r>
             <w:r>
               <w:rPr>
                 <w:rFonts w:ascii="Calibri" w:hAnsi="Calibri"/>
-                <w:b w:val="0"/>
+                <w:b/>
                 <w:i w:val="0"/>
-                <w:color w:val="222222"/>
-                <w:sz w:val="19"/>
+                <w:color w:val="FFFFFF"/>
+                <w:sz w:val="21"/>
               </w:rPr>
-              <w:t>~3.800</w:t>
+              <w:t>Palavras</w:t>
             </w:r>
           </w:p>
         </w:tc>
         <w:tc>
           <w:tcPr>
             <w:tcW w:type="dxa" w:w="1728"/>
-            <w:shd w:fill="F2F4F7"/>
+            <w:shd w:fill="1B365D"/>
             <w:tcMar>
-              <w:top w:w="80" w:type="dxa"/>
-              <w:bottom w:w="80" w:type="dxa"/>
-              <w:left w:w="120" w:type="dxa"/>
-              <w:right w:w="120" w:type="dxa"/>
+              <w:top w:w="100" w:type="dxa"/>
+              <w:bottom w:w="100" w:type="dxa"/>
+              <w:left w:w="150" w:type="dxa"/>
+              <w:right w:w="150" w:type="dxa"/>
             </w:tcMar>
             <w:vAlign w:val="center"/>
           </w:tcPr>
@@ -3012,36 +3238,21 @@
               <w:spacing w:before="80" w:after="80"/>
               <w:jc w:val="center"/>
             </w:pPr>
-            <w:r/>
             <w:r>
               <w:rPr>
-                <w:rFonts w:ascii="Calibri" w:hAnsi="Calibri"/>
-                <w:b w:val="0"/>
-                <w:i w:val="0"/>
-                <w:color w:val="222222"/>
-                <w:sz w:val="19"/>
+                <w:b/>
+                <w:color w:val="FFFFFF"/>
               </w:rPr>
-              <w:t>cap12</w:t>
             </w:r>
             <w:r>
               <w:rPr>
                 <w:rFonts w:ascii="Calibri" w:hAnsi="Calibri"/>
-                <w:b w:val="0"/>
-                <w:i/>
-                <w:color w:val="222222"/>
-                <w:sz w:val="19"/>
+                <w:b/>
+                <w:i w:val="0"/>
+                <w:color w:val="FFFFFF"/>
+                <w:sz w:val="21"/>
               </w:rPr>
-              <w:t>casos</w:t>
-            </w:r>
-            <w:r>
-              <w:rPr>
-                <w:rFonts w:ascii="Calibri" w:hAnsi="Calibri"/>
-                <w:b w:val="0"/>
-                <w:i w:val="0"/>
-                <w:color w:val="222222"/>
-                <w:sz w:val="19"/>
-              </w:rPr>
-              <w:t>ilustrativos.md</w:t>
+              <w:t>Arquivo</w:t>
             </w:r>
           </w:p>
         </w:tc>
@@ -3232,7 +3443,7 @@
           <w:color w:val="1B365D"/>
           <w:sz w:val="24"/>
         </w:rPr>
-        <w:t>Parte V — A Plataforma e Conclusão</w:t>
+        <w:t>Parte VI — A Plataforma e Conclusão</w:t>
       </w:r>
     </w:p>
     <w:tbl>
@@ -4051,7 +4262,27 @@
                 <w:color w:val="222222"/>
                 <w:sz w:val="19"/>
               </w:rPr>
-              <w:t>Não escrito</w:t>
+              <w:t>[Concluído](apendice</w:t>
+            </w:r>
+            <w:r>
+              <w:rPr>
+                <w:rFonts w:ascii="Calibri" w:hAnsi="Calibri"/>
+                <w:b w:val="0"/>
+                <w:i/>
+                <w:color w:val="222222"/>
+                <w:sz w:val="19"/>
+              </w:rPr>
+              <w:t>A</w:t>
+            </w:r>
+            <w:r>
+              <w:rPr>
+                <w:rFonts w:ascii="Calibri" w:hAnsi="Calibri"/>
+                <w:b w:val="0"/>
+                <w:i w:val="0"/>
+                <w:color w:val="222222"/>
+                <w:sz w:val="19"/>
+              </w:rPr>
+              <w:t>modelagem_HGO.md)</w:t>
             </w:r>
           </w:p>
         </w:tc>
@@ -4173,7 +4404,27 @@
                 <w:color w:val="222222"/>
                 <w:sz w:val="19"/>
               </w:rPr>
-              <w:t>Não escrito</w:t>
+              <w:t>[Concluído](apendice</w:t>
+            </w:r>
+            <w:r>
+              <w:rPr>
+                <w:rFonts w:ascii="Calibri" w:hAnsi="Calibri"/>
+                <w:b w:val="0"/>
+                <w:i/>
+                <w:color w:val="222222"/>
+                <w:sz w:val="19"/>
+              </w:rPr>
+              <w:t>B</w:t>
+            </w:r>
+            <w:r>
+              <w:rPr>
+                <w:rFonts w:ascii="Calibri" w:hAnsi="Calibri"/>
+                <w:b w:val="0"/>
+                <w:i w:val="0"/>
+                <w:color w:val="222222"/>
+                <w:sz w:val="19"/>
+              </w:rPr>
+              <w:t>scripts_febio.md)</w:t>
             </w:r>
           </w:p>
         </w:tc>
@@ -4291,7 +4542,27 @@
                 <w:color w:val="222222"/>
                 <w:sz w:val="19"/>
               </w:rPr>
-              <w:t>Não escrito</w:t>
+              <w:t>[Concluído](apendice</w:t>
+            </w:r>
+            <w:r>
+              <w:rPr>
+                <w:rFonts w:ascii="Calibri" w:hAnsi="Calibri"/>
+                <w:b w:val="0"/>
+                <w:i/>
+                <w:color w:val="222222"/>
+                <w:sz w:val="19"/>
+              </w:rPr>
+              <w:t>C</w:t>
+            </w:r>
+            <w:r>
+              <w:rPr>
+                <w:rFonts w:ascii="Calibri" w:hAnsi="Calibri"/>
+                <w:b w:val="0"/>
+                <w:i w:val="0"/>
+                <w:color w:val="222222"/>
+                <w:sz w:val="19"/>
+              </w:rPr>
+              <w:t>glossario.md)</w:t>
             </w:r>
           </w:p>
         </w:tc>
@@ -4844,7 +5115,7 @@
                 <w:color w:val="222222"/>
                 <w:sz w:val="19"/>
               </w:rPr>
-              <w:t>34</w:t>
+              <w:t>411</w:t>
             </w:r>
           </w:p>
         </w:tc>
@@ -4854,6 +5125,344 @@
       <w:pPr>
         <w:spacing w:before="120" w:after="120"/>
       </w:pPr>
+    </w:p>
+    <w:p>
+      <w:pPr>
+        <w:spacing w:before="240" w:after="240"/>
+        <w:jc w:val="center"/>
+      </w:pPr>
+      <w:r>
+        <w:rPr>
+          <w:rFonts w:ascii="Calibri" w:hAnsi="Calibri"/>
+          <w:color w:val="1B365D"/>
+          <w:sz w:val="24"/>
+        </w:rPr>
+        <w:t>❖   ❖   ❖</w:t>
+      </w:r>
+    </w:p>
+    <w:p>
+      <w:pPr>
+        <w:pStyle w:val="Heading3"/>
+      </w:pPr>
+      <w:r/>
+      <w:r>
+        <w:rPr>
+          <w:rFonts w:ascii="Calibri" w:hAnsi="Calibri"/>
+          <w:b w:val="0"/>
+          <w:i w:val="0"/>
+          <w:color w:val="1B365D"/>
+          <w:sz w:val="24"/>
+        </w:rPr>
+        <w:t>Lógica Pedagógica da Reorganização</w:t>
+      </w:r>
+    </w:p>
+    <w:p>
+      <w:r>
+        <w:rPr>
+          <w:rFonts w:ascii="Calibri" w:hAnsi="Calibri"/>
+          <w:b w:val="0"/>
+          <w:i w:val="0"/>
+          <w:color w:val="222222"/>
+          <w:sz w:val="22"/>
+        </w:rPr>
+        <w:t xml:space="preserve">A estrutura de seis partes segue o princípio didático </w:t>
+      </w:r>
+      <w:r>
+        <w:rPr>
+          <w:rFonts w:ascii="Calibri" w:hAnsi="Calibri"/>
+          <w:b/>
+          <w:i w:val="0"/>
+          <w:color w:val="222222"/>
+          <w:sz w:val="22"/>
+        </w:rPr>
+        <w:t>"Problema → Fundamento → Solução → Prática → Prova"</w:t>
+      </w:r>
+      <w:r>
+        <w:rPr>
+          <w:rFonts w:ascii="Calibri" w:hAnsi="Calibri"/>
+          <w:b w:val="0"/>
+          <w:i w:val="0"/>
+          <w:color w:val="222222"/>
+          <w:sz w:val="22"/>
+        </w:rPr>
+        <w:t>:</w:t>
+      </w:r>
+    </w:p>
+    <w:p>
+      <w:pPr>
+        <w:pStyle w:val="ListNumber"/>
+        <w:spacing w:before="40" w:after="80" w:line="276" w:lineRule="auto"/>
+      </w:pPr>
+      <w:r>
+        <w:rPr>
+          <w:rFonts w:ascii="Calibri" w:hAnsi="Calibri"/>
+          <w:b/>
+          <w:i w:val="0"/>
+          <w:color w:val="222222"/>
+          <w:sz w:val="22"/>
+        </w:rPr>
+        <w:t>Parte I</w:t>
+      </w:r>
+      <w:r>
+        <w:rPr>
+          <w:rFonts w:ascii="Calibri" w:hAnsi="Calibri"/>
+          <w:b w:val="0"/>
+          <w:i w:val="0"/>
+          <w:color w:val="222222"/>
+          <w:sz w:val="22"/>
+        </w:rPr>
+        <w:t xml:space="preserve"> responde à pergunta </w:t>
+      </w:r>
+      <w:r>
+        <w:rPr>
+          <w:rFonts w:ascii="Calibri" w:hAnsi="Calibri"/>
+          <w:b w:val="0"/>
+          <w:i/>
+          <w:color w:val="222222"/>
+          <w:sz w:val="22"/>
+        </w:rPr>
+        <w:t>"Por que preciso disto?"</w:t>
+      </w:r>
+      <w:r>
+        <w:rPr>
+          <w:rFonts w:ascii="Calibri" w:hAnsi="Calibri"/>
+          <w:b w:val="0"/>
+          <w:i w:val="0"/>
+          <w:color w:val="222222"/>
+          <w:sz w:val="22"/>
+        </w:rPr>
+        <w:t xml:space="preserve"> — estabelece a base biomecânica e demonstra as limitações dos nomogramas empíricos.</w:t>
+      </w:r>
+    </w:p>
+    <w:p>
+      <w:pPr>
+        <w:pStyle w:val="ListNumber"/>
+        <w:spacing w:before="40" w:after="80" w:line="276" w:lineRule="auto"/>
+      </w:pPr>
+      <w:r>
+        <w:rPr>
+          <w:rFonts w:ascii="Calibri" w:hAnsi="Calibri"/>
+          <w:b/>
+          <w:i w:val="0"/>
+          <w:color w:val="222222"/>
+          <w:sz w:val="22"/>
+        </w:rPr>
+        <w:t>Parte II</w:t>
+      </w:r>
+      <w:r>
+        <w:rPr>
+          <w:rFonts w:ascii="Calibri" w:hAnsi="Calibri"/>
+          <w:b w:val="0"/>
+          <w:i w:val="0"/>
+          <w:color w:val="222222"/>
+          <w:sz w:val="22"/>
+        </w:rPr>
+        <w:t xml:space="preserve"> responde a </w:t>
+      </w:r>
+      <w:r>
+        <w:rPr>
+          <w:rFonts w:ascii="Calibri" w:hAnsi="Calibri"/>
+          <w:b w:val="0"/>
+          <w:i/>
+          <w:color w:val="222222"/>
+          <w:sz w:val="22"/>
+        </w:rPr>
+        <w:t>"O que é a AVBC?"</w:t>
+      </w:r>
+      <w:r>
+        <w:rPr>
+          <w:rFonts w:ascii="Calibri" w:hAnsi="Calibri"/>
+          <w:b w:val="0"/>
+          <w:i w:val="0"/>
+          <w:color w:val="222222"/>
+          <w:sz w:val="22"/>
+        </w:rPr>
+        <w:t xml:space="preserve"> — apresenta os três vetores biomecânicos e o paralelo com Alpins.</w:t>
+      </w:r>
+    </w:p>
+    <w:p>
+      <w:pPr>
+        <w:pStyle w:val="ListNumber"/>
+        <w:spacing w:before="40" w:after="80" w:line="276" w:lineRule="auto"/>
+      </w:pPr>
+      <w:r>
+        <w:rPr>
+          <w:rFonts w:ascii="Calibri" w:hAnsi="Calibri"/>
+          <w:b/>
+          <w:i w:val="0"/>
+          <w:color w:val="222222"/>
+          <w:sz w:val="22"/>
+        </w:rPr>
+        <w:t>Parte III</w:t>
+      </w:r>
+      <w:r>
+        <w:rPr>
+          <w:rFonts w:ascii="Calibri" w:hAnsi="Calibri"/>
+          <w:b w:val="0"/>
+          <w:i w:val="0"/>
+          <w:color w:val="222222"/>
+          <w:sz w:val="22"/>
+        </w:rPr>
+        <w:t xml:space="preserve"> responde a </w:t>
+      </w:r>
+      <w:r>
+        <w:rPr>
+          <w:rFonts w:ascii="Calibri" w:hAnsi="Calibri"/>
+          <w:b w:val="0"/>
+          <w:i/>
+          <w:color w:val="222222"/>
+          <w:sz w:val="22"/>
+        </w:rPr>
+        <w:t>"Como uso isto no consultório?"</w:t>
+      </w:r>
+      <w:r>
+        <w:rPr>
+          <w:rFonts w:ascii="Calibri" w:hAnsi="Calibri"/>
+          <w:b w:val="0"/>
+          <w:i w:val="0"/>
+          <w:color w:val="222222"/>
+          <w:sz w:val="22"/>
+        </w:rPr>
+        <w:t xml:space="preserve"> — da classificação ao fluxo clínico com casos reais.</w:t>
+      </w:r>
+    </w:p>
+    <w:p>
+      <w:pPr>
+        <w:pStyle w:val="ListNumber"/>
+        <w:spacing w:before="40" w:after="80" w:line="276" w:lineRule="auto"/>
+      </w:pPr>
+      <w:r>
+        <w:rPr>
+          <w:rFonts w:ascii="Calibri" w:hAnsi="Calibri"/>
+          <w:b/>
+          <w:i w:val="0"/>
+          <w:color w:val="222222"/>
+          <w:sz w:val="22"/>
+        </w:rPr>
+        <w:t>Parte IV</w:t>
+      </w:r>
+      <w:r>
+        <w:rPr>
+          <w:rFonts w:ascii="Calibri" w:hAnsi="Calibri"/>
+          <w:b w:val="0"/>
+          <w:i w:val="0"/>
+          <w:color w:val="222222"/>
+          <w:sz w:val="22"/>
+        </w:rPr>
+        <w:t xml:space="preserve"> responde a </w:t>
+      </w:r>
+      <w:r>
+        <w:rPr>
+          <w:rFonts w:ascii="Calibri" w:hAnsi="Calibri"/>
+          <w:b w:val="0"/>
+          <w:i/>
+          <w:color w:val="222222"/>
+          <w:sz w:val="22"/>
+        </w:rPr>
+        <w:t>"Que provas existem?"</w:t>
+      </w:r>
+      <w:r>
+        <w:rPr>
+          <w:rFonts w:ascii="Calibri" w:hAnsi="Calibri"/>
+          <w:b w:val="0"/>
+          <w:i w:val="0"/>
+          <w:color w:val="222222"/>
+          <w:sz w:val="22"/>
+        </w:rPr>
+        <w:t xml:space="preserve"> — a validação computacional completa.</w:t>
+      </w:r>
+    </w:p>
+    <w:p>
+      <w:pPr>
+        <w:pStyle w:val="ListNumber"/>
+        <w:spacing w:before="40" w:after="80" w:line="276" w:lineRule="auto"/>
+      </w:pPr>
+      <w:r>
+        <w:rPr>
+          <w:rFonts w:ascii="Calibri" w:hAnsi="Calibri"/>
+          <w:b/>
+          <w:i w:val="0"/>
+          <w:color w:val="222222"/>
+          <w:sz w:val="22"/>
+        </w:rPr>
+        <w:t>Parte V</w:t>
+      </w:r>
+      <w:r>
+        <w:rPr>
+          <w:rFonts w:ascii="Calibri" w:hAnsi="Calibri"/>
+          <w:b w:val="0"/>
+          <w:i w:val="0"/>
+          <w:color w:val="222222"/>
+          <w:sz w:val="22"/>
+        </w:rPr>
+        <w:t xml:space="preserve"> responde a </w:t>
+      </w:r>
+      <w:r>
+        <w:rPr>
+          <w:rFonts w:ascii="Calibri" w:hAnsi="Calibri"/>
+          <w:b w:val="0"/>
+          <w:i/>
+          <w:color w:val="222222"/>
+          <w:sz w:val="22"/>
+        </w:rPr>
+        <w:t>"Quais são os limites e o futuro?"</w:t>
+      </w:r>
+      <w:r>
+        <w:rPr>
+          <w:rFonts w:ascii="Calibri" w:hAnsi="Calibri"/>
+          <w:b w:val="0"/>
+          <w:i w:val="0"/>
+          <w:color w:val="222222"/>
+          <w:sz w:val="22"/>
+        </w:rPr>
+        <w:t xml:space="preserve"> — limitações honestas e direções futuras.</w:t>
+      </w:r>
+    </w:p>
+    <w:p>
+      <w:pPr>
+        <w:pStyle w:val="ListNumber"/>
+        <w:spacing w:before="40" w:after="80" w:line="276" w:lineRule="auto"/>
+      </w:pPr>
+      <w:r>
+        <w:rPr>
+          <w:rFonts w:ascii="Calibri" w:hAnsi="Calibri"/>
+          <w:b/>
+          <w:i w:val="0"/>
+          <w:color w:val="222222"/>
+          <w:sz w:val="22"/>
+        </w:rPr>
+        <w:t>Parte VI</w:t>
+      </w:r>
+      <w:r>
+        <w:rPr>
+          <w:rFonts w:ascii="Calibri" w:hAnsi="Calibri"/>
+          <w:b w:val="0"/>
+          <w:i w:val="0"/>
+          <w:color w:val="222222"/>
+          <w:sz w:val="22"/>
+        </w:rPr>
+        <w:t xml:space="preserve"> responde a </w:t>
+      </w:r>
+      <w:r>
+        <w:rPr>
+          <w:rFonts w:ascii="Calibri" w:hAnsi="Calibri"/>
+          <w:b w:val="0"/>
+          <w:i/>
+          <w:color w:val="222222"/>
+          <w:sz w:val="22"/>
+        </w:rPr>
+        <w:t>"Existe software para isto?"</w:t>
+      </w:r>
+      <w:r>
+        <w:rPr>
+          <w:rFonts w:ascii="Calibri" w:hAnsi="Calibri"/>
+          <w:b w:val="0"/>
+          <w:i w:val="0"/>
+          <w:color w:val="222222"/>
+          <w:sz w:val="22"/>
+        </w:rPr>
+        <w:t xml:space="preserve"> — a plataforma e a visão conclusiva.</w:t>
+      </w:r>
     </w:p>
     <w:p>
       <w:pPr>
@@ -4914,7 +5523,7 @@
           <w:color w:val="A03030"/>
           <w:sz w:val="19"/>
         </w:rPr>
-        <w:t>D:\Antigravity\Aulas vetores corneanos\capitulos\</w:t>
+        <w:t>/Users/miguelreis/Library/Mobile Documents/com~apple~CloudDocs/GitHub/atlas-vetorial-icrs/</w:t>
       </w:r>
     </w:p>
     <w:p>
@@ -4946,7 +5555,7 @@
           <w:color w:val="A03030"/>
           <w:sz w:val="19"/>
         </w:rPr>
-        <w:t>C:\Users\3D_OCT\.gemini\antigravity\brain\3f213f24-baac-4b02-946f-d6f033e65c44\</w:t>
+        <w:t>/Users/miguelreis/.gemini/antigravity-ide/brain/6b3bca70-9bc3-400e-b38a-89a889b556ef/</w:t>
       </w:r>
     </w:p>
     <w:sectPr>
